--- a/output/投研舆情晨报_2026-10-08.docx
+++ b/output/投研舆情晨报_2026-10-08.docx
@@ -19,7 +19,7 @@
           <w:color w:val="8A939E"/>
           <w:sz w:val="18"/>
         </w:rPr>
-        <w:t>覆盖 6 家媒体 · 入库 13,756 条 · 去重后 1,696 条 · 识别热点 59 个</w:t>
+        <w:t>覆盖 6 家媒体 · 入库 13,781 条 · 去重后 1,884 条 · 识别热点 56 个</w:t>
       </w:r>
     </w:p>
     <w:p>
@@ -126,7 +126,7 @@
           </w:tcPr>
           <w:p>
             <w:r>
-              <w:t>0.812</w:t>
+              <w:t>0.808</w:t>
             </w:r>
           </w:p>
         </w:tc>
@@ -156,7 +156,7 @@
           </w:tcPr>
           <w:p>
             <w:r>
-              <w:t>交通运输部今天发布的最新数据显示，国庆七天假期，全社会跨区域</w:t>
+              <w:t>交通运输部：10月7日，37个高速公路路段易发拥堵，58个服</w:t>
             </w:r>
           </w:p>
         </w:tc>
@@ -166,7 +166,7 @@
           </w:tcPr>
           <w:p>
             <w:r>
-              <w:t>46/3</w:t>
+              <w:t>16/4</w:t>
             </w:r>
           </w:p>
         </w:tc>
@@ -188,7 +188,7 @@
           </w:tcPr>
           <w:p>
             <w:r>
-              <w:t>0.811</w:t>
+              <w:t>0.658</w:t>
             </w:r>
           </w:p>
         </w:tc>
@@ -208,7 +208,7 @@
           </w:tcPr>
           <w:p>
             <w:r>
-              <w:t>国际市场</w:t>
+              <w:t>宏观政策</w:t>
             </w:r>
           </w:p>
         </w:tc>
@@ -218,7 +218,7 @@
           </w:tcPr>
           <w:p>
             <w:r>
-              <w:t>美股存储芯片股下挫，希捷科技 西部数据大跌超5%，光通信巨头</w:t>
+              <w:t>10月8日隔夜要闻：美股收跌 美光涨超4% 欧元区股市触及四</w:t>
             </w:r>
           </w:p>
         </w:tc>
@@ -228,7 +228,7 @@
           </w:tcPr>
           <w:p>
             <w:r>
-              <w:t>57/3</w:t>
+              <w:t>38/3</w:t>
             </w:r>
           </w:p>
         </w:tc>
@@ -250,7 +250,7 @@
           </w:tcPr>
           <w:p>
             <w:r>
-              <w:t>0.546</w:t>
+              <w:t>0.607</w:t>
             </w:r>
           </w:p>
         </w:tc>
@@ -270,7 +270,7 @@
           </w:tcPr>
           <w:p>
             <w:r>
-              <w:t>综合</w:t>
+              <w:t>汽车出行</w:t>
             </w:r>
           </w:p>
         </w:tc>
@@ -280,7 +280,7 @@
           </w:tcPr>
           <w:p>
             <w:r>
-              <w:t>韩国KOSPI指数收跌1.98%，“芯片双巨头”三星电子、S</w:t>
+              <w:t>江淮汽车封死跌停！百万豪车尊界V800被曝测试中刹车踏板支架</w:t>
             </w:r>
           </w:p>
         </w:tc>
@@ -290,7 +290,7 @@
           </w:tcPr>
           <w:p>
             <w:r>
-              <w:t>6/3</w:t>
+              <w:t>11/2</w:t>
             </w:r>
           </w:p>
         </w:tc>
@@ -312,7 +312,7 @@
           </w:tcPr>
           <w:p>
             <w:r>
-              <w:t>0.535</w:t>
+              <w:t>0.586</w:t>
             </w:r>
           </w:p>
         </w:tc>
@@ -352,7 +352,7 @@
           </w:tcPr>
           <w:p>
             <w:r>
-              <w:t>5/3</w:t>
+              <w:t>6/3</w:t>
             </w:r>
           </w:p>
         </w:tc>
@@ -374,7 +374,7 @@
           </w:tcPr>
           <w:p>
             <w:r>
-              <w:t>0.485</w:t>
+              <w:t>0.560</w:t>
             </w:r>
           </w:p>
         </w:tc>
@@ -385,6 +385,254 @@
           <w:p>
             <w:r>
               <w:t>爆点</w:t>
+            </w:r>
+          </w:p>
+        </w:tc>
+        <w:tc>
+          <w:tcPr>
+            <w:tcW w:type="dxa" w:w="1440"/>
+          </w:tcPr>
+          <w:p>
+            <w:r>
+              <w:t>大宗与能化</w:t>
+            </w:r>
+          </w:p>
+        </w:tc>
+        <w:tc>
+          <w:tcPr>
+            <w:tcW w:type="dxa" w:w="1440"/>
+          </w:tcPr>
+          <w:p>
+            <w:r>
+              <w:t>商品期货开盘，液化气、燃料油主力合约涨超7%，LU燃油涨超4</w:t>
+            </w:r>
+          </w:p>
+        </w:tc>
+        <w:tc>
+          <w:tcPr>
+            <w:tcW w:type="dxa" w:w="1440"/>
+          </w:tcPr>
+          <w:p>
+            <w:r>
+              <w:t>6/3</w:t>
+            </w:r>
+          </w:p>
+        </w:tc>
+      </w:tr>
+      <w:tr>
+        <w:tc>
+          <w:tcPr>
+            <w:tcW w:type="dxa" w:w="1440"/>
+          </w:tcPr>
+          <w:p>
+            <w:r>
+              <w:t>6</w:t>
+            </w:r>
+          </w:p>
+        </w:tc>
+        <w:tc>
+          <w:tcPr>
+            <w:tcW w:type="dxa" w:w="1440"/>
+          </w:tcPr>
+          <w:p>
+            <w:r>
+              <w:t>0.546</w:t>
+            </w:r>
+          </w:p>
+        </w:tc>
+        <w:tc>
+          <w:tcPr>
+            <w:tcW w:type="dxa" w:w="1440"/>
+          </w:tcPr>
+          <w:p>
+            <w:r>
+              <w:t>高热</w:t>
+            </w:r>
+          </w:p>
+        </w:tc>
+        <w:tc>
+          <w:tcPr>
+            <w:tcW w:type="dxa" w:w="1440"/>
+          </w:tcPr>
+          <w:p>
+            <w:r>
+              <w:t>综合</w:t>
+            </w:r>
+          </w:p>
+        </w:tc>
+        <w:tc>
+          <w:tcPr>
+            <w:tcW w:type="dxa" w:w="1440"/>
+          </w:tcPr>
+          <w:p>
+            <w:r>
+              <w:t xml:space="preserve">美国副总统万斯：伊朗必须通过砍掉铀浓缩（项目）来结束战争。 </w:t>
+            </w:r>
+          </w:p>
+        </w:tc>
+        <w:tc>
+          <w:tcPr>
+            <w:tcW w:type="dxa" w:w="1440"/>
+          </w:tcPr>
+          <w:p>
+            <w:r>
+              <w:t>5/3</w:t>
+            </w:r>
+          </w:p>
+        </w:tc>
+      </w:tr>
+      <w:tr>
+        <w:tc>
+          <w:tcPr>
+            <w:tcW w:type="dxa" w:w="1440"/>
+          </w:tcPr>
+          <w:p>
+            <w:r>
+              <w:t>7</w:t>
+            </w:r>
+          </w:p>
+        </w:tc>
+        <w:tc>
+          <w:tcPr>
+            <w:tcW w:type="dxa" w:w="1440"/>
+          </w:tcPr>
+          <w:p>
+            <w:r>
+              <w:t>0.538</w:t>
+            </w:r>
+          </w:p>
+        </w:tc>
+        <w:tc>
+          <w:tcPr>
+            <w:tcW w:type="dxa" w:w="1440"/>
+          </w:tcPr>
+          <w:p>
+            <w:r>
+              <w:t>高热</w:t>
+            </w:r>
+          </w:p>
+        </w:tc>
+        <w:tc>
+          <w:tcPr>
+            <w:tcW w:type="dxa" w:w="1440"/>
+          </w:tcPr>
+          <w:p>
+            <w:r>
+              <w:t>大宗与能化</w:t>
+            </w:r>
+          </w:p>
+        </w:tc>
+        <w:tc>
+          <w:tcPr>
+            <w:tcW w:type="dxa" w:w="1440"/>
+          </w:tcPr>
+          <w:p>
+            <w:r>
+              <w:t>提醒：北京时间04:30，美国石油协会（API）将发布行业版</w:t>
+            </w:r>
+          </w:p>
+        </w:tc>
+        <w:tc>
+          <w:tcPr>
+            <w:tcW w:type="dxa" w:w="1440"/>
+          </w:tcPr>
+          <w:p>
+            <w:r>
+              <w:t>6/2</w:t>
+            </w:r>
+          </w:p>
+        </w:tc>
+      </w:tr>
+      <w:tr>
+        <w:tc>
+          <w:tcPr>
+            <w:tcW w:type="dxa" w:w="1440"/>
+          </w:tcPr>
+          <w:p>
+            <w:r>
+              <w:t>8</w:t>
+            </w:r>
+          </w:p>
+        </w:tc>
+        <w:tc>
+          <w:tcPr>
+            <w:tcW w:type="dxa" w:w="1440"/>
+          </w:tcPr>
+          <w:p>
+            <w:r>
+              <w:t>0.531</w:t>
+            </w:r>
+          </w:p>
+        </w:tc>
+        <w:tc>
+          <w:tcPr>
+            <w:tcW w:type="dxa" w:w="1440"/>
+          </w:tcPr>
+          <w:p>
+            <w:r>
+              <w:t>高热</w:t>
+            </w:r>
+          </w:p>
+        </w:tc>
+        <w:tc>
+          <w:tcPr>
+            <w:tcW w:type="dxa" w:w="1440"/>
+          </w:tcPr>
+          <w:p>
+            <w:r>
+              <w:t>综合</w:t>
+            </w:r>
+          </w:p>
+        </w:tc>
+        <w:tc>
+          <w:tcPr>
+            <w:tcW w:type="dxa" w:w="1440"/>
+          </w:tcPr>
+          <w:p>
+            <w:r>
+              <w:t>LG电子第三季度销售额为23.83万亿韩元 预期为24.13</w:t>
+            </w:r>
+          </w:p>
+        </w:tc>
+        <w:tc>
+          <w:tcPr>
+            <w:tcW w:type="dxa" w:w="1440"/>
+          </w:tcPr>
+          <w:p>
+            <w:r>
+              <w:t>7/3</w:t>
+            </w:r>
+          </w:p>
+        </w:tc>
+      </w:tr>
+      <w:tr>
+        <w:tc>
+          <w:tcPr>
+            <w:tcW w:type="dxa" w:w="1440"/>
+          </w:tcPr>
+          <w:p>
+            <w:r>
+              <w:t>9</w:t>
+            </w:r>
+          </w:p>
+        </w:tc>
+        <w:tc>
+          <w:tcPr>
+            <w:tcW w:type="dxa" w:w="1440"/>
+          </w:tcPr>
+          <w:p>
+            <w:r>
+              <w:t>0.528</w:t>
+            </w:r>
+          </w:p>
+        </w:tc>
+        <w:tc>
+          <w:tcPr>
+            <w:tcW w:type="dxa" w:w="1440"/>
+          </w:tcPr>
+          <w:p>
+            <w:r>
+              <w:t>高热</w:t>
             </w:r>
           </w:p>
         </w:tc>
@@ -426,7 +674,7 @@
           </w:tcPr>
           <w:p>
             <w:r>
-              <w:t>6</w:t>
+              <w:t>10</w:t>
             </w:r>
           </w:p>
         </w:tc>
@@ -436,7 +684,7 @@
           </w:tcPr>
           <w:p>
             <w:r>
-              <w:t>0.474</w:t>
+              <w:t>0.516</w:t>
             </w:r>
           </w:p>
         </w:tc>
@@ -481,254 +729,6 @@
           </w:p>
         </w:tc>
       </w:tr>
-      <w:tr>
-        <w:tc>
-          <w:tcPr>
-            <w:tcW w:type="dxa" w:w="1440"/>
-          </w:tcPr>
-          <w:p>
-            <w:r>
-              <w:t>7</w:t>
-            </w:r>
-          </w:p>
-        </w:tc>
-        <w:tc>
-          <w:tcPr>
-            <w:tcW w:type="dxa" w:w="1440"/>
-          </w:tcPr>
-          <w:p>
-            <w:r>
-              <w:t>0.441</w:t>
-            </w:r>
-          </w:p>
-        </w:tc>
-        <w:tc>
-          <w:tcPr>
-            <w:tcW w:type="dxa" w:w="1440"/>
-          </w:tcPr>
-          <w:p>
-            <w:r>
-              <w:t>高热</w:t>
-            </w:r>
-          </w:p>
-        </w:tc>
-        <w:tc>
-          <w:tcPr>
-            <w:tcW w:type="dxa" w:w="1440"/>
-          </w:tcPr>
-          <w:p>
-            <w:r>
-              <w:t>国际市场</w:t>
-            </w:r>
-          </w:p>
-        </w:tc>
-        <w:tc>
-          <w:tcPr>
-            <w:tcW w:type="dxa" w:w="1440"/>
-          </w:tcPr>
-          <w:p>
-            <w:r>
-              <w:t>达利欧：美国正走向债务危机，未来两年风险上升，中日等国际投资</w:t>
-            </w:r>
-          </w:p>
-        </w:tc>
-        <w:tc>
-          <w:tcPr>
-            <w:tcW w:type="dxa" w:w="1440"/>
-          </w:tcPr>
-          <w:p>
-            <w:r>
-              <w:t>5/2</w:t>
-            </w:r>
-          </w:p>
-        </w:tc>
-      </w:tr>
-      <w:tr>
-        <w:tc>
-          <w:tcPr>
-            <w:tcW w:type="dxa" w:w="1440"/>
-          </w:tcPr>
-          <w:p>
-            <w:r>
-              <w:t>8</w:t>
-            </w:r>
-          </w:p>
-        </w:tc>
-        <w:tc>
-          <w:tcPr>
-            <w:tcW w:type="dxa" w:w="1440"/>
-          </w:tcPr>
-          <w:p>
-            <w:r>
-              <w:t>0.427</w:t>
-            </w:r>
-          </w:p>
-        </w:tc>
-        <w:tc>
-          <w:tcPr>
-            <w:tcW w:type="dxa" w:w="1440"/>
-          </w:tcPr>
-          <w:p>
-            <w:r>
-              <w:t>高热</w:t>
-            </w:r>
-          </w:p>
-        </w:tc>
-        <w:tc>
-          <w:tcPr>
-            <w:tcW w:type="dxa" w:w="1440"/>
-          </w:tcPr>
-          <w:p>
-            <w:r>
-              <w:t>国际市场</w:t>
-            </w:r>
-          </w:p>
-        </w:tc>
-        <w:tc>
-          <w:tcPr>
-            <w:tcW w:type="dxa" w:w="1440"/>
-          </w:tcPr>
-          <w:p>
-            <w:r>
-              <w:t>美国8月贸易逆差达1056亿美元，创去年特朗普关税政策落前以</w:t>
-            </w:r>
-          </w:p>
-        </w:tc>
-        <w:tc>
-          <w:tcPr>
-            <w:tcW w:type="dxa" w:w="1440"/>
-          </w:tcPr>
-          <w:p>
-            <w:r>
-              <w:t>3/3</w:t>
-            </w:r>
-          </w:p>
-        </w:tc>
-      </w:tr>
-      <w:tr>
-        <w:tc>
-          <w:tcPr>
-            <w:tcW w:type="dxa" w:w="1440"/>
-          </w:tcPr>
-          <w:p>
-            <w:r>
-              <w:t>9</w:t>
-            </w:r>
-          </w:p>
-        </w:tc>
-        <w:tc>
-          <w:tcPr>
-            <w:tcW w:type="dxa" w:w="1440"/>
-          </w:tcPr>
-          <w:p>
-            <w:r>
-              <w:t>0.427</w:t>
-            </w:r>
-          </w:p>
-        </w:tc>
-        <w:tc>
-          <w:tcPr>
-            <w:tcW w:type="dxa" w:w="1440"/>
-          </w:tcPr>
-          <w:p>
-            <w:r>
-              <w:t>高热</w:t>
-            </w:r>
-          </w:p>
-        </w:tc>
-        <w:tc>
-          <w:tcPr>
-            <w:tcW w:type="dxa" w:w="1440"/>
-          </w:tcPr>
-          <w:p>
-            <w:r>
-              <w:t>综合</w:t>
-            </w:r>
-          </w:p>
-        </w:tc>
-        <w:tc>
-          <w:tcPr>
-            <w:tcW w:type="dxa" w:w="1440"/>
-          </w:tcPr>
-          <w:p>
-            <w:r>
-              <w:t>派拉蒙历经艰难收购华纳兄弟探索公司，交易于周二完成。事件完整</w:t>
-            </w:r>
-          </w:p>
-        </w:tc>
-        <w:tc>
-          <w:tcPr>
-            <w:tcW w:type="dxa" w:w="1440"/>
-          </w:tcPr>
-          <w:p>
-            <w:r>
-              <w:t>5/2</w:t>
-            </w:r>
-          </w:p>
-        </w:tc>
-      </w:tr>
-      <w:tr>
-        <w:tc>
-          <w:tcPr>
-            <w:tcW w:type="dxa" w:w="1440"/>
-          </w:tcPr>
-          <w:p>
-            <w:r>
-              <w:t>10</w:t>
-            </w:r>
-          </w:p>
-        </w:tc>
-        <w:tc>
-          <w:tcPr>
-            <w:tcW w:type="dxa" w:w="1440"/>
-          </w:tcPr>
-          <w:p>
-            <w:r>
-              <w:t>0.414</w:t>
-            </w:r>
-          </w:p>
-        </w:tc>
-        <w:tc>
-          <w:tcPr>
-            <w:tcW w:type="dxa" w:w="1440"/>
-          </w:tcPr>
-          <w:p>
-            <w:r>
-              <w:t>高热</w:t>
-            </w:r>
-          </w:p>
-        </w:tc>
-        <w:tc>
-          <w:tcPr>
-            <w:tcW w:type="dxa" w:w="1440"/>
-          </w:tcPr>
-          <w:p>
-            <w:r>
-              <w:t>综合</w:t>
-            </w:r>
-          </w:p>
-        </w:tc>
-        <w:tc>
-          <w:tcPr>
-            <w:tcW w:type="dxa" w:w="1440"/>
-          </w:tcPr>
-          <w:p>
-            <w:r>
-              <w:t>LG电子第三季度销售额为23.83万亿韩元 预期为24.13</w:t>
-            </w:r>
-          </w:p>
-        </w:tc>
-        <w:tc>
-          <w:tcPr>
-            <w:tcW w:type="dxa" w:w="1440"/>
-          </w:tcPr>
-          <w:p>
-            <w:r>
-              <w:t>6/3</w:t>
-            </w:r>
-          </w:p>
-        </w:tc>
-      </w:tr>
     </w:tbl>
     <w:p>
       <w:pPr>
@@ -746,7 +746,7 @@
         <w:pStyle w:val="Heading2"/>
       </w:pPr>
       <w:r>
-        <w:t>交通运输部今天发布的最新数据显示，国庆七天假期，全社会跨区域人员流动量预计达21</w:t>
+        <w:t>交通运输部：10月7日，37个高速公路路段易发拥堵，58个服务区预计充电特别繁忙</w:t>
       </w:r>
     </w:p>
     <w:p>
@@ -755,7 +755,7 @@
           <w:color w:val="8A939E"/>
           <w:sz w:val="18"/>
         </w:rPr>
-        <w:t>热度 0.812（爆点）· 46 篇 / 3 家媒体 · 综合</w:t>
+        <w:t>热度 0.808（爆点）· 16 篇 / 4 家媒体 · 综合</w:t>
       </w:r>
     </w:p>
     <w:p>
@@ -767,7 +767,7 @@
         <w:t>事件概述：</w:t>
       </w:r>
       <w:r>
-        <w:t>「交通运输部今天发布的最新数据显示，国庆七天假期，全社会跨区域人员流动量预计达21」由 46 篇报道聚合而成，覆盖 3 家媒体，热度 0.812（爆点），所属板块类目：综合。</w:t>
+        <w:t>「交通运输部：10月7日，37个高速公路路段易发拥堵，58个服务区预计充电特别繁忙」由 16 篇报道聚合而成，覆盖 4 家媒体，热度 0.808（爆点），所属板块类目：综合。</w:t>
       </w:r>
     </w:p>
     <w:p>
@@ -779,7 +779,81 @@
         <w:t>关键信息：</w:t>
       </w:r>
       <w:r>
-        <w:t>交通运输部今天发布的最新数据显示，国庆七天假期，全社会跨区域人员流动量预计达21；国庆假期第六天全社会跨区域人员流动量将超3亿人次；国庆假期中国跨区域人员流动量料达21.44亿人次</w:t>
+        <w:t>交通运输部：10月7日，37个高速公路路段易发拥堵，58个服务区预计充电特别繁忙；宁夏交警发布最新提示！；视频丨今日37个高速公路路段易发拥堵 主要集中在江苏河北等地</w:t>
+      </w:r>
+    </w:p>
+    <w:p>
+      <w:r>
+        <w:rPr>
+          <w:b/>
+          <w:color w:val="16324F"/>
+        </w:rPr>
+        <w:t>市场影响：</w:t>
+      </w:r>
+      <w:r>
+        <w:t>关联板块代码：BK0422。（LLM 不可用，未生成研判，以上为检索与统计事实）</w:t>
+      </w:r>
+    </w:p>
+    <w:p>
+      <w:r>
+        <w:rPr>
+          <w:b/>
+          <w:color w:val="16324F"/>
+        </w:rPr>
+        <w:t>关注要点：</w:t>
+      </w:r>
+      <w:r>
+        <w:t>建议人工复核该事件的后续进展与板块联动。</w:t>
+      </w:r>
+    </w:p>
+    <w:p>
+      <w:r>
+        <w:rPr>
+          <w:color w:val="8A939E"/>
+          <w:sz w:val="17"/>
+        </w:rPr>
+        <w:t>引用：[1]交通运输部：10月7日，37个高速公路路段易发拥堵， / [2]宁夏交警发布最新提示！ / [3]视频丨今日37个高速公路路段易发拥堵 主要集中在江苏 / [4]新场景里看活力：国庆假期车流量增 日均充电特别繁忙服</w:t>
+      </w:r>
+    </w:p>
+    <w:p>
+      <w:pPr>
+        <w:pStyle w:val="Heading2"/>
+      </w:pPr>
+      <w:r>
+        <w:t>10月8日隔夜要闻：美股收跌 美光涨超4% 欧元区股市触及四个月低点 美联储纪要显示9月</w:t>
+      </w:r>
+    </w:p>
+    <w:p>
+      <w:r>
+        <w:rPr>
+          <w:color w:val="8A939E"/>
+          <w:sz w:val="18"/>
+        </w:rPr>
+        <w:t>热度 0.658（爆点）· 38 篇 / 3 家媒体 · 宏观政策</w:t>
+      </w:r>
+    </w:p>
+    <w:p>
+      <w:r>
+        <w:rPr>
+          <w:b/>
+          <w:color w:val="16324F"/>
+        </w:rPr>
+        <w:t>事件概述：</w:t>
+      </w:r>
+      <w:r>
+        <w:t>「10月8日隔夜要闻：美股收跌 美光涨超4% 欧元区股市触及四个月低点 美联储纪要显示9月升息获一」由 38 篇报道聚合而成，覆盖 3 家媒体，热度 0.658（爆点），所属板块类目：宏观政策。</w:t>
+      </w:r>
+    </w:p>
+    <w:p>
+      <w:r>
+        <w:rPr>
+          <w:b/>
+          <w:color w:val="16324F"/>
+        </w:rPr>
+        <w:t>关键信息：</w:t>
+      </w:r>
+      <w:r>
+        <w:t>10月8日隔夜要闻：美股收跌 美光涨超4% 欧元区股市触及四个月低点 美联储纪要；10月8日外盘头条：美联储纪要显示多数官员倾向年内再加息一次 高盛、巴克莱等美债；10月7日隔夜要闻：美股收涨 AI热潮引领涨势 油价持稳 苹果联手LG开发智能家</w:t>
       </w:r>
     </w:p>
     <w:p>
@@ -812,7 +886,7 @@
           <w:color w:val="8A939E"/>
           <w:sz w:val="17"/>
         </w:rPr>
-        <w:t>引用：[1]交通运输部今天发布的最新数据显示，国庆七天假期，全社 / [2]国庆假期第六天全社会跨区域人员流动量将超3亿人次 / [3]国庆假期中国跨区域人员流动量料达21.44亿人次 / [4]10月5日全社会跨区域人员流动量30333.7万人次</w:t>
+        <w:t>引用：[1]10月8日隔夜要闻：美股收跌 美光涨超4% 欧元区股 / [2]10月8日外盘头条：美联储纪要显示多数官员倾向年内再 / [3]10月7日隔夜要闻：美股收涨 AI热潮引领涨势 油价 / [4]美联储纪要显示9月升息获一致支持 多数与会者倾向年内</w:t>
       </w:r>
     </w:p>
     <w:p>
@@ -820,7 +894,7 @@
         <w:pStyle w:val="Heading2"/>
       </w:pPr>
       <w:r>
-        <w:t>美股存储芯片股下挫，希捷科技 西部数据大跌超5%，光通信巨头狂飙超10%，热门中概股普跌</w:t>
+        <w:t>江淮汽车封死跌停！百万豪车尊界V800被曝测试中刹车踏板支架断裂，江淮汽车：正在调查中</w:t>
       </w:r>
     </w:p>
     <w:p>
@@ -829,7 +903,7 @@
           <w:color w:val="8A939E"/>
           <w:sz w:val="18"/>
         </w:rPr>
-        <w:t>热度 0.811（爆点）· 57 篇 / 3 家媒体 · 国际市场</w:t>
+        <w:t>热度 0.607（爆点）· 11 篇 / 2 家媒体 · 汽车出行</w:t>
       </w:r>
     </w:p>
     <w:p>
@@ -841,7 +915,7 @@
         <w:t>事件概述：</w:t>
       </w:r>
       <w:r>
-        <w:t>「美股存储芯片股下挫，希捷科技 西部数据大跌超5%，光通信巨头狂飙超10%，热门中概股普跌，黄金涨」由 57 篇报道聚合而成，覆盖 3 家媒体，热度 0.811（爆点），所属板块类目：国际市场。</w:t>
+        <w:t>「江淮汽车封死跌停！百万豪车尊界V800被曝测试中刹车踏板支架断裂，江淮汽车：正在调查中」由 11 篇报道聚合而成，覆盖 2 家媒体，热度 0.607（爆点），所属板块类目：汽车出行。</w:t>
       </w:r>
     </w:p>
     <w:p>
@@ -853,7 +927,7 @@
         <w:t>关键信息：</w:t>
       </w:r>
       <w:r>
-        <w:t>美股存储芯片股下挫，希捷科技 西部数据大跌超5%，光通信巨头狂飙超10%，热门中；美股盘初：道指跌0.6%，费城半导体指数跌超2%，存储芯片股、光通信股、黄金股普；纳指低开0.6% 光通信、存储板块走低</w:t>
+        <w:t>江淮汽车封死跌停！百万豪车尊界V800被曝测试中刹车踏板支架断裂，江淮汽车：正在；江淮汽车回应尊界V800刹车踏板支架断裂一事：目前正在调查中；江淮汽车方面人士回应尊界V800懂车帝测试：在关注中</w:t>
       </w:r>
     </w:p>
     <w:p>
@@ -865,7 +939,7 @@
         <w:t>市场影响：</w:t>
       </w:r>
       <w:r>
-        <w:t>关联板块代码：BK1675。（LLM 不可用，未生成研判，以上为检索与统计事实）</w:t>
+        <w:t>关联板块代码：BK0854、BK0953、BK1211、BK000060。（LLM 不可用，未生成研判，以上为检索与统计事实）</w:t>
       </w:r>
     </w:p>
     <w:p>
@@ -886,81 +960,7 @@
           <w:color w:val="8A939E"/>
           <w:sz w:val="17"/>
         </w:rPr>
-        <w:t>引用：[1]美股存储芯片股下挫，希捷科技 西部数据大跌超5%，光 / [2]美股盘初：道指跌0.6%，费城半导体指数跌超2%，存 / [3]纳指低开0.6% 光通信、存储板块走低 / [4]美股西部数据、希捷科技早盘跳水均跌6%左右 SK海力</w:t>
-      </w:r>
-    </w:p>
-    <w:p>
-      <w:pPr>
-        <w:pStyle w:val="Heading2"/>
-      </w:pPr>
-      <w:r>
-        <w:t>韩国KOSPI指数收跌1.98%，“芯片双巨头”三星电子、SK海力士承压</w:t>
-      </w:r>
-    </w:p>
-    <w:p>
-      <w:r>
-        <w:rPr>
-          <w:color w:val="8A939E"/>
-          <w:sz w:val="18"/>
-        </w:rPr>
-        <w:t>热度 0.546（爆点）· 6 篇 / 3 家媒体 · 综合</w:t>
-      </w:r>
-    </w:p>
-    <w:p>
-      <w:r>
-        <w:rPr>
-          <w:b/>
-          <w:color w:val="16324F"/>
-        </w:rPr>
-        <w:t>事件概述：</w:t>
-      </w:r>
-      <w:r>
-        <w:t>「韩国KOSPI指数收跌1.98%，“芯片双巨头”三星电子、SK海力士承压」由 6 篇报道聚合而成，覆盖 3 家媒体，热度 0.546（爆点），所属板块类目：综合。</w:t>
-      </w:r>
-    </w:p>
-    <w:p>
-      <w:r>
-        <w:rPr>
-          <w:b/>
-          <w:color w:val="16324F"/>
-        </w:rPr>
-        <w:t>关键信息：</w:t>
-      </w:r>
-      <w:r>
-        <w:t>韩国KOSPI指数收跌1.98%，“芯片双巨头”三星电子、SK海力士承压；韩国综指跌幅扩大至1%；韩国股市高开低走，KOSPI指数收跌0.9%终结两连涨</w:t>
-      </w:r>
-    </w:p>
-    <w:p>
-      <w:r>
-        <w:rPr>
-          <w:b/>
-          <w:color w:val="16324F"/>
-        </w:rPr>
-        <w:t>市场影响：</w:t>
-      </w:r>
-      <w:r>
-        <w:t>关联板块代码：本簇未携带板块标签。（LLM 不可用，未生成研判，以上为检索与统计事实）</w:t>
-      </w:r>
-    </w:p>
-    <w:p>
-      <w:r>
-        <w:rPr>
-          <w:b/>
-          <w:color w:val="16324F"/>
-        </w:rPr>
-        <w:t>关注要点：</w:t>
-      </w:r>
-      <w:r>
-        <w:t>建议人工复核该事件的后续进展与板块联动。</w:t>
-      </w:r>
-    </w:p>
-    <w:p>
-      <w:r>
-        <w:rPr>
-          <w:color w:val="8A939E"/>
-          <w:sz w:val="17"/>
-        </w:rPr>
-        <w:t>引用：[1]韩国KOSPI指数收跌1.98%，“芯片双巨头”三星 / [2]韩国综指跌幅扩大至1% / [3]韩国股市高开低走，KOSPI指数收跌0.9%终结两连 / [4]韩国议员办公室披露韩国投资者因杠杆ETF损失17亿美</w:t>
+        <w:t>引用：[1]江淮汽车封死跌停！百万豪车尊界V800被曝测试中刹车 / [2]江淮汽车回应尊界V800刹车踏板支架断裂一事：目前正 / [3]江淮汽车方面人士回应尊界V800懂车帝测试：在关注中 / [4]封死跌停！江淮汽车，最新回应！</w:t>
       </w:r>
     </w:p>
     <w:p>
@@ -977,7 +977,7 @@
           <w:color w:val="8A939E"/>
           <w:sz w:val="18"/>
         </w:rPr>
-        <w:t>热度 0.535（爆点）· 5 篇 / 3 家媒体 · 综合</w:t>
+        <w:t>热度 0.586（爆点）· 6 篇 / 3 家媒体 · 综合</w:t>
       </w:r>
     </w:p>
     <w:p>
@@ -989,7 +989,7 @@
         <w:t>事件概述：</w:t>
       </w:r>
       <w:r>
-        <w:t>「截至早盘收盘，日经225指数跌0.9%，东证指数跌1.5%。」由 5 篇报道聚合而成，覆盖 3 家媒体，热度 0.535（爆点），所属板块类目：综合。</w:t>
+        <w:t>「截至早盘收盘，日经225指数跌0.9%，东证指数跌1.5%。」由 6 篇报道聚合而成，覆盖 3 家媒体，热度 0.586（爆点），所属板块类目：综合。</w:t>
       </w:r>
     </w:p>
     <w:p>
@@ -1034,7 +1034,7 @@
           <w:color w:val="8A939E"/>
           <w:sz w:val="17"/>
         </w:rPr>
-        <w:t>引用：[1]截至早盘收盘，日经225指数跌0.9%，东证指数跌1 / [2]日经225指数日内跌幅扩大至1%。 / [3]亚太市场 全线回调 / [4]日本东证指数升破历史最高收盘水平</w:t>
+        <w:t>引用：[1]截至早盘收盘，日经225指数跌0.9%，东证指数跌1 / [2]日经225指数日内跌幅扩大至1%。 / [3]亚太市场 全线回调 / [4]日经225指数低开0.14%。韩国首尔综指低开1.1</w:t>
       </w:r>
     </w:p>
     <w:p>
@@ -1042,7 +1042,7 @@
         <w:pStyle w:val="Heading2"/>
       </w:pPr>
       <w:r>
-        <w:t>SpaceX计划通过阿波罗主导的融资筹集400亿美元 以采购英伟达芯片</w:t>
+        <w:t>商品期货开盘，液化气、燃料油主力合约涨超7%，LU燃油涨超4%，甲醇涨超3%。钯</w:t>
       </w:r>
     </w:p>
     <w:p>
@@ -1051,7 +1051,7 @@
           <w:color w:val="8A939E"/>
           <w:sz w:val="18"/>
         </w:rPr>
-        <w:t>热度 0.485（爆点）· 6 篇 / 3 家媒体 · 半导体</w:t>
+        <w:t>热度 0.560（爆点）· 6 篇 / 3 家媒体 · 大宗与能化</w:t>
       </w:r>
     </w:p>
     <w:p>
@@ -1063,7 +1063,7 @@
         <w:t>事件概述：</w:t>
       </w:r>
       <w:r>
-        <w:t>「SpaceX计划通过阿波罗主导的融资筹集400亿美元 以采购英伟达芯片」由 6 篇报道聚合而成，覆盖 3 家媒体，热度 0.485（爆点），所属板块类目：半导体。</w:t>
+        <w:t>「商品期货开盘，液化气、燃料油主力合约涨超7%，LU燃油涨超4%，甲醇涨超3%。钯」由 6 篇报道聚合而成，覆盖 3 家媒体，热度 0.56（爆点），所属板块类目：大宗与能化。</w:t>
       </w:r>
     </w:p>
     <w:p>
@@ -1075,7 +1075,7 @@
         <w:t>关键信息：</w:t>
       </w:r>
       <w:r>
-        <w:t>SpaceX计划通过阿波罗主导的融资筹集400亿美元 以采购英伟达芯片；报道：SpaceX考虑融资400亿美元，用于购买英伟达芯片；阿波罗与多家银行洽谈为SpaceX 400亿美元英伟达GPU采购融资</w:t>
+        <w:t>商品期货开盘，液化气、燃料油主力合约涨超7%，LU燃油涨超4%，甲醇涨超3%。钯；开盘|国内期货主力合约涨多跌少 液化石油气（LPG）、燃料油涨超7%；国内商品期货夜盘开盘 主力合约多数下跌</w:t>
       </w:r>
     </w:p>
     <w:p>
@@ -1087,7 +1087,7 @@
         <w:t>市场影响：</w:t>
       </w:r>
       <w:r>
-        <w:t>关联板块代码：BK1161。（LLM 不可用，未生成研判，以上为检索与统计事实）</w:t>
+        <w:t>关联板块代码：本簇未携带板块标签。（LLM 不可用，未生成研判，以上为检索与统计事实）</w:t>
       </w:r>
     </w:p>
     <w:p>
@@ -1108,7 +1108,7 @@
           <w:color w:val="8A939E"/>
           <w:sz w:val="17"/>
         </w:rPr>
-        <w:t>引用：[1]SpaceX计划通过阿波罗主导的融资筹集400亿美元 / [2]报道：SpaceX考虑融资400亿美元，用于购买英伟 / [3]阿波罗与多家银行洽谈为SpaceX 400亿美元英伟 / [4]SpaceX拟举债400亿美元采购英伟达芯片，其股价</w:t>
+        <w:t>引用：[1]商品期货开盘，液化气、燃料油主力合约涨超7%，LU燃 / [2]开盘|国内期货主力合约涨多跌少 液化石油气（LPG） / [3]国内商品期货夜盘开盘 主力合约多数下跌 / [4]收评|多个能化品种涨停 燃料油涨超18%</w:t>
       </w:r>
     </w:p>
     <w:p>
@@ -1127,7 +1127,7 @@
         <w:pStyle w:val="ListBullet"/>
       </w:pPr>
       <w:r>
-        <w:t>采集：6 家媒体公开接口，累计入库 13,756 条</w:t>
+        <w:t>采集：6 家媒体公开接口，累计入库 13,781 条</w:t>
       </w:r>
     </w:p>
     <w:p>
@@ -1135,7 +1135,7 @@
         <w:pStyle w:val="ListBullet"/>
       </w:pPr>
       <w:r>
-        <w:t>三层去重：2,053 → 1,696 条（精确180/SimHash11/语义166）</w:t>
+        <w:t>三层去重：2,214 → 1,884 条（精确149/SimHash17/语义164）</w:t>
       </w:r>
     </w:p>
     <w:p>
